--- a/worksheets/L14_Assessment2_Reflection_Worksheet.docx
+++ b/worksheets/L14_Assessment2_Reflection_Worksheet.docx
@@ -73,7 +73,7 @@
                 <w:sz w:val="22"/>
                 <w:szCs w:val="22"/>
               </w:rPr>
-              <w:t xml:space="preserve">Use after your 1.3 Test (lessons 9 to 13) has been marked</w:t>
+              <w:t xml:space="preserve">Use after your second 1.3 test (lessons 9 to 13) has been marked</w:t>
             </w:r>
           </w:p>
         </w:tc>
@@ -601,7 +601,7 @@
                       <w:sz w:val="21"/>
                       <w:szCs w:val="21"/>
                     </w:rPr>
-                    <w:t xml:space="preserve">1</w:t>
+                    <w:t xml:space="preserve"/>
                   </w:r>
                 </w:p>
               </w:tc>
@@ -635,7 +635,7 @@
                       <w:sz w:val="21"/>
                       <w:szCs w:val="21"/>
                     </w:rPr>
-                    <w:t xml:space="preserve">Modes of connection</w:t>
+                    <w:t xml:space="preserve">Modes of connection: Ethernet, Wi-Fi and Bluetooth</w:t>
                   </w:r>
                 </w:p>
               </w:tc>
@@ -775,7 +775,7 @@
                       <w:sz w:val="21"/>
                       <w:szCs w:val="21"/>
                     </w:rPr>
-                    <w:t xml:space="preserve">2</w:t>
+                    <w:t xml:space="preserve"/>
                   </w:r>
                 </w:p>
               </w:tc>
@@ -809,7 +809,7 @@
                       <w:sz w:val="21"/>
                       <w:szCs w:val="21"/>
                     </w:rPr>
-                    <w:t xml:space="preserve">Wi-Fi encryption</w:t>
+                    <w:t xml:space="preserve">Wi-Fi encryption and keys</w:t>
                   </w:r>
                 </w:p>
               </w:tc>
@@ -949,7 +949,7 @@
                       <w:sz w:val="21"/>
                       <w:szCs w:val="21"/>
                     </w:rPr>
-                    <w:t xml:space="preserve">3</w:t>
+                    <w:t xml:space="preserve"/>
                   </w:r>
                 </w:p>
               </w:tc>
@@ -1123,7 +1123,7 @@
                       <w:sz w:val="21"/>
                       <w:szCs w:val="21"/>
                     </w:rPr>
-                    <w:t xml:space="preserve">4</w:t>
+                    <w:t xml:space="preserve"/>
                   </w:r>
                 </w:p>
               </w:tc>
@@ -1157,7 +1157,7 @@
                       <w:sz w:val="21"/>
                       <w:szCs w:val="21"/>
                     </w:rPr>
-                    <w:t xml:space="preserve">Standards and protocols</w:t>
+                    <w:t xml:space="preserve">Standards and common protocols</w:t>
                   </w:r>
                 </w:p>
               </w:tc>
@@ -1297,7 +1297,7 @@
                       <w:sz w:val="21"/>
                       <w:szCs w:val="21"/>
                     </w:rPr>
-                    <w:t xml:space="preserve">5</w:t>
+                    <w:t xml:space="preserve"/>
                   </w:r>
                 </w:p>
               </w:tc>
@@ -1331,7 +1331,7 @@
                       <w:sz w:val="21"/>
                       <w:szCs w:val="21"/>
                     </w:rPr>
-                    <w:t xml:space="preserve">Layers</w:t>
+                    <w:t xml:space="preserve">The concept of layers</w:t>
                   </w:r>
                 </w:p>
               </w:tc>
@@ -2291,7 +2291,7 @@
                 <w:sz w:val="21"/>
                 <w:szCs w:val="21"/>
               </w:rPr>
-              <w:t xml:space="preserve">Connection café (L9), Cipher room (L10), Address sorting office (L11), Protocol city (L12), Layer burger bar (L13), Revision HQ 2 (L14).</w:t>
+              <w:t xml:space="preserve">Connection café (L9) through to Revision HQ 2 (L14).</w:t>
             </w:r>
           </w:p>
         </w:tc>
